--- a/templates/word/Công khai niêm yết Vạn Thắng.docx
+++ b/templates/word/Công khai niêm yết Vạn Thắng.docx
@@ -1,5 +1,68 @@
 
-<file path=word/document.xml><?xml version="1.0" encoding="utf-8"?>
+<file path=customXml\item1.xml><?xml version="1.0" encoding="utf-8"?>
+<b:Sources xmlns:b="http://schemas.openxmlformats.org/officeDocument/2006/bibliography" xmlns="http://schemas.openxmlformats.org/officeDocument/2006/bibliography" SelectedStyle="\APASixthEditionOfficeOnline.xsl" StyleName="APA" Version="6"/>
+</file>
+
+<file path=customXml\itemProps1.xml><?xml version="1.0" encoding="utf-8"?>
+<ds:datastoreItem xmlns:ds="http://schemas.openxmlformats.org/officeDocument/2006/customXml" ds:itemID="{BFE55686-D1D7-4C85-ABB5-BECB7A63E675}">
+  <ds:schemaRefs>
+    <ds:schemaRef ds:uri="http://schemas.openxmlformats.org/officeDocument/2006/bibliography"/>
+  </ds:schemaRefs>
+</ds:datastoreItem>
+</file>
+
+<file path=docProps\app.xml><?xml version="1.0" encoding="utf-8"?>
+<Properties xmlns="http://schemas.openxmlformats.org/officeDocument/2006/extended-properties" xmlns:vt="http://schemas.openxmlformats.org/officeDocument/2006/docPropsVTypes">
+  <Template>Normal.dotm</Template>
+  <TotalTime>62</TotalTime>
+  <Pages>4</Pages>
+  <Words>805</Words>
+  <Characters>4590</Characters>
+  <Application>Microsoft Office Word</Application>
+  <DocSecurity>0</DocSecurity>
+  <Lines>38</Lines>
+  <Paragraphs>10</Paragraphs>
+  <ScaleCrop>false</ScaleCrop>
+  <HeadingPairs>
+    <vt:vector size="2" baseType="variant">
+      <vt:variant>
+        <vt:lpstr>Title</vt:lpstr>
+      </vt:variant>
+      <vt:variant>
+        <vt:i4>1</vt:i4>
+      </vt:variant>
+    </vt:vector>
+  </HeadingPairs>
+  <TitlesOfParts>
+    <vt:vector size="1" baseType="lpstr">
+      <vt:lpstr/>
+    </vt:vector>
+  </TitlesOfParts>
+  <Company/>
+  <LinksUpToDate>false</LinksUpToDate>
+  <CharactersWithSpaces>5385</CharactersWithSpaces>
+  <SharedDoc>false</SharedDoc>
+  <HyperlinksChanged>false</HyperlinksChanged>
+  <AppVersion>16.0000</AppVersion>
+</Properties>
+</file>
+
+<file path=docProps\core.xml><?xml version="1.0" encoding="utf-8"?>
+<cp:coreProperties xmlns:cp="http://schemas.openxmlformats.org/package/2006/metadata/core-properties" xmlns:dc="http://purl.org/dc/elements/1.1/" xmlns:dcterms="http://purl.org/dc/terms/" xmlns:dcmitype="http://purl.org/dc/dcmitype/" xmlns:xsi="http://www.w3.org/2001/XMLSchema-instance">
+  <dc:title/>
+  <dc:subject/>
+  <dc:creator>Administrator</dc:creator>
+  <cp:keywords/>
+  <dc:description/>
+  <cp:lastModifiedBy>Administrator</cp:lastModifiedBy>
+  <cp:revision>8</cp:revision>
+  <cp:lastPrinted>2026-01-25T01:11:00Z</cp:lastPrinted>
+  <dcterms:created xsi:type="dcterms:W3CDTF">2026-01-19T02:19:00Z</dcterms:created>
+  <dcterms:modified xsi:type="dcterms:W3CDTF">2026-02-05T08:27:00Z</dcterms:modified>
+</cp:coreProperties>
+</file>
+
+<file path=word\document.xml><?xml version="1.0" encoding="utf-8"?>
 <w:document xmlns:wpc="http://schemas.microsoft.com/office/word/2010/wordprocessingCanvas" xmlns:cx="http://schemas.microsoft.com/office/drawing/2014/chartex" xmlns:cx1="http://schemas.microsoft.com/office/drawing/2015/9/8/chartex" xmlns:cx2="http://schemas.microsoft.com/office/drawing/2015/10/21/chartex" xmlns:cx3="http://schemas.microsoft.com/office/drawing/2016/5/9/chartex" xmlns:cx4="http://schemas.microsoft.com/office/drawing/2016/5/10/chartex" xmlns:cx5="http://schemas.microsoft.com/office/drawing/2016/5/11/chartex" xmlns:cx6="http://schemas.microsoft.com/office/drawing/2016/5/12/chartex" xmlns:cx7="http://schemas.microsoft.com/office/drawing/2016/5/13/chartex" xmlns:cx8="http://schemas.microsoft.com/office/drawing/2016/5/14/chartex" xmlns:mc="http://schemas.openxmlformats.org/markup-compatibility/2006" xmlns:aink="http://schemas.microsoft.com/office/drawing/2016/ink" xmlns:am3d="http://schemas.microsoft.com/office/drawing/2017/model3d" xmlns:o="urn:schemas-microsoft-com:office:office" xmlns:r="http://schemas.openxmlformats.org/officeDocument/2006/relationships" xmlns:m="http://schemas.openxmlformats.org/officeDocument/2006/math" xmlns:v="urn:schemas-microsoft-com:vml" xmlns:wp14="http://schemas.microsoft.com/office/word/2010/wordprocessingDrawing" xmlns:wp="http://schemas.openxmlformats.org/drawingml/2006/wordprocessingDrawing" xmlns:w10="urn:schemas-microsoft-com:office:word" xmlns:w="http://schemas.openxmlformats.org/wordprocessingml/2006/main" xmlns:w14="http://schemas.microsoft.com/office/word/2010/wordml" xmlns:w15="http://schemas.microsoft.com/office/word/2012/wordml" xmlns:w16cid="http://schemas.microsoft.com/office/word/2016/wordml/cid" xmlns:w16se="http://schemas.microsoft.com/office/word/2015/wordml/symex" xmlns:wpg="http://schemas.microsoft.com/office/word/2010/wordprocessingGroup" xmlns:wpi="http://schemas.microsoft.com/office/word/2010/wordprocessingInk" xmlns:wne="http://schemas.microsoft.com/office/word/2006/wordml" xmlns:wps="http://schemas.microsoft.com/office/word/2010/wordprocessingShape" mc:Ignorable="w14 w15 w16se w16cid wp14">
   <w:body>
     <w:tbl>
@@ -431,7 +494,7 @@
           <w:rFonts w:ascii="Times New Roman" w:hAnsi="Times New Roman"/>
           <w:szCs w:val="28"/>
         </w:rPr>
-        <w:t>ông [Tên 1] và bà [Tên 2]</w:t>
+        <w:t>ông {{ten1}} và bà {{ten2}}</w:t>
       </w:r>
       <w:r>
         <w:rPr>
@@ -452,7 +515,7 @@
           <w:rFonts w:ascii="Times New Roman" w:hAnsi="Times New Roman"/>
           <w:szCs w:val="28"/>
         </w:rPr>
-        <w:t xml:space="preserve">[Địa chỉ đất] </w:t>
+        <w:t xml:space="preserve">{{diachidat1}} </w:t>
       </w:r>
       <w:r>
         <w:rPr>
@@ -580,7 +643,7 @@
           <w:sz w:val="28"/>
           <w:szCs w:val="28"/>
         </w:rPr>
-        <w:t>Ông [Tên 1] và bà [Tên 2]</w:t>
+        <w:t>Ông {{ten1}} và bà {{ten2}}</w:t>
       </w:r>
       <w:r>
         <w:rPr>
@@ -609,7 +672,7 @@
           <w:szCs w:val="28"/>
           <w:lang w:val="pt-BR"/>
         </w:rPr>
-        <w:t>Thửa đất số: [Số thửa], tờ bản đồ số: [Số tờ]</w:t>
+        <w:t>Thửa đất số: {{sothua1}}, tờ bản đồ số: {{soto1}}</w:t>
       </w:r>
       <w:r>
         <w:rPr>
@@ -650,7 +713,7 @@
           <w:szCs w:val="28"/>
           <w:lang w:val="pt-BR"/>
         </w:rPr>
-        <w:t xml:space="preserve">[Diện tích] </w:t>
+        <w:t xml:space="preserve">{{dientich1}} </w:t>
       </w:r>
       <w:r>
         <w:rPr>
@@ -670,7 +733,7 @@
           <w:szCs w:val="28"/>
           <w:lang w:val="pt-BR"/>
         </w:rPr>
-        <w:t>[Loại đất]</w:t>
+        <w:t>{{loaidat1}}</w:t>
       </w:r>
       <w:r>
         <w:rPr>
@@ -690,7 +753,7 @@
           <w:szCs w:val="28"/>
           <w:lang w:val="pt-BR"/>
         </w:rPr>
-        <w:t>[Địa chỉ đất]</w:t>
+        <w:t>{{diachidat1}}</w:t>
       </w:r>
       <w:r>
         <w:rPr>
@@ -730,7 +793,7 @@
           <w:szCs w:val="28"/>
           <w:lang w:val="nl-NL"/>
         </w:rPr>
-        <w:t>Ông [Tên 1] và bà [Tên 2]</w:t>
+        <w:t>Ông {{ten1}} và bà {{ten2}}</w:t>
       </w:r>
       <w:r>
         <w:rPr>
@@ -804,7 +867,7 @@
           <w:szCs w:val="28"/>
           <w:lang w:val="nl-NL"/>
         </w:rPr>
-        <w:t>ông [Tên 1] và bà [Tên 2]</w:t>
+        <w:t>ông {{ten1}} và bà {{ten2}}</w:t>
       </w:r>
       <w:r>
         <w:rPr>
@@ -836,7 +899,7 @@
           <w:szCs w:val="28"/>
           <w:lang w:val="nl-NL"/>
         </w:rPr>
-        <w:t>Ông/bà: [Tên 3];</w:t>
+        <w:t>Ông/bà: {{ten3}};</w:t>
       </w:r>
       <w:r>
         <w:rPr>
@@ -856,7 +919,7 @@
           <w:szCs w:val="28"/>
           <w:lang w:val="nl-NL"/>
         </w:rPr>
-        <w:t>Sinh ngày: [Năm sinh 3];</w:t>
+        <w:t>Sinh ngày: {{namsinh3}};</w:t>
       </w:r>
       <w:r>
         <w:rPr>
@@ -876,7 +939,7 @@
           <w:szCs w:val="28"/>
           <w:lang w:val="nl-NL"/>
         </w:rPr>
-        <w:t>[Loại CC 3] số: [CCCD 3] do [Nơi cấp CC 3] cấp ngày [Ngày cấp 3];</w:t>
+        <w:t>{{loaicc3}} số: {{cccd3}} do {{noicapcc3}} cấp ngày {{ngaycap3}};</w:t>
       </w:r>
       <w:r>
         <w:rPr>
@@ -896,7 +959,7 @@
           <w:szCs w:val="28"/>
           <w:lang w:val="nl-NL"/>
         </w:rPr>
-        <w:t>[Thường trú 3]: [Địa chỉ 3]</w:t>
+        <w:t>{{thuongtru3}}: {{diachi3}}</w:t>
       </w:r>
       <w:r>
         <w:rPr>
@@ -916,7 +979,7 @@
           <w:szCs w:val="28"/>
           <w:lang w:val="nl-NL"/>
         </w:rPr>
-        <w:t>Là con đẻ ông [Tên 1] và bà [Tên 2]</w:t>
+        <w:t>Là con đẻ ông {{ten1}} và bà {{ten2}}</w:t>
       </w:r>
       <w:bookmarkEnd w:id="1"/>
       <w:bookmarkEnd w:id="2"/>
@@ -977,7 +1040,7 @@
           <w:szCs w:val="28"/>
           <w:lang w:val="nl-NL"/>
         </w:rPr>
-        <w:t>[Tên 3]</w:t>
+        <w:t>{{ten3}}</w:t>
       </w:r>
       <w:r>
         <w:rPr>
@@ -1087,7 +1150,7 @@
           <w:szCs w:val="28"/>
           <w:lang w:val="nl-NL"/>
         </w:rPr>
-        <w:t>ông [Tên 1] và bà [Tên 2]</w:t>
+        <w:t>ông {{ten1}} và bà {{ten2}}</w:t>
       </w:r>
       <w:r>
         <w:rPr>
@@ -1327,7 +1390,7 @@
           <w:sz w:val="28"/>
           <w:szCs w:val="28"/>
         </w:rPr>
-        <w:t>[Tên 3]</w:t>
+        <w:t>{{ten3}}</w:t>
       </w:r>
       <w:r>
         <w:rPr>
@@ -2076,7 +2139,7 @@
           <w:rFonts w:ascii="Times New Roman" w:hAnsi="Times New Roman"/>
           <w:szCs w:val="28"/>
         </w:rPr>
-        <w:t>ông [Tên 1] và bà [Tên 2]</w:t>
+        <w:t>ông {{ten1}} và bà {{ten2}}</w:t>
       </w:r>
       <w:r>
         <w:rPr>
@@ -2097,7 +2160,7 @@
           <w:rFonts w:ascii="Times New Roman" w:hAnsi="Times New Roman"/>
           <w:szCs w:val="28"/>
         </w:rPr>
-        <w:t>[Địa chỉ đất]</w:t>
+        <w:t>{{diachidat1}}</w:t>
       </w:r>
     </w:p>
     <w:p>
@@ -2233,7 +2296,7 @@
           <w:szCs w:val="28"/>
           <w:lang w:val="nl-NL"/>
         </w:rPr>
-        <w:t>ng [Tên 1] và bà [Tên 2]</w:t>
+        <w:t>ng {{ten1}} và bà {{ten2}}</w:t>
       </w:r>
       <w:r>
         <w:rPr>
@@ -2261,7 +2324,7 @@
           <w:szCs w:val="28"/>
           <w:lang w:val="pt-BR"/>
         </w:rPr>
-        <w:t>[Địa chỉ đất]</w:t>
+        <w:t>{{diachidat1}}</w:t>
       </w:r>
       <w:r>
         <w:rPr>
@@ -2552,7 +2615,7 @@
           <w:sz w:val="28"/>
           <w:szCs w:val="28"/>
         </w:rPr>
-        <w:t>Ông [Tên 1] và bà [Tên 2]</w:t>
+        <w:t>Ông {{ten1}} và bà {{ten2}}</w:t>
       </w:r>
       <w:r>
         <w:rPr>
@@ -2698,7 +2761,7 @@
           <w:sz w:val="28"/>
           <w:szCs w:val="28"/>
         </w:rPr>
-        <w:t>Ông [Tên 1] và bà [Tên 2]</w:t>
+        <w:t>Ông {{ten1}} và bà {{ten2}}</w:t>
       </w:r>
       <w:r>
         <w:rPr>
@@ -2727,7 +2790,7 @@
           <w:szCs w:val="28"/>
           <w:lang w:val="pt-BR"/>
         </w:rPr>
-        <w:t>Thửa đất số: [Số thửa], tờ bản đồ số: [Số tờ]</w:t>
+        <w:t>Thửa đất số: {{sothua1}}, tờ bản đồ số: {{soto1}}</w:t>
       </w:r>
       <w:r>
         <w:rPr>
@@ -2768,7 +2831,7 @@
           <w:szCs w:val="28"/>
           <w:lang w:val="pt-BR"/>
         </w:rPr>
-        <w:t xml:space="preserve">[Diện tích] </w:t>
+        <w:t xml:space="preserve">{{dientich1}} </w:t>
       </w:r>
       <w:r>
         <w:rPr>
@@ -2788,7 +2851,7 @@
           <w:szCs w:val="28"/>
           <w:lang w:val="pt-BR"/>
         </w:rPr>
-        <w:t>[Loại đất]</w:t>
+        <w:t>{{loaidat1}}</w:t>
       </w:r>
       <w:r>
         <w:rPr>
@@ -2808,7 +2871,7 @@
           <w:szCs w:val="28"/>
           <w:lang w:val="pt-BR"/>
         </w:rPr>
-        <w:t>[Địa chỉ đất]</w:t>
+        <w:t>{{diachidat1}}</w:t>
       </w:r>
       <w:r>
         <w:rPr>
@@ -2848,7 +2911,7 @@
           <w:szCs w:val="28"/>
           <w:lang w:val="nl-NL"/>
         </w:rPr>
-        <w:t>Ông [Tên 1] và bà [Tên 2]</w:t>
+        <w:t>Ông {{ten1}} và bà {{ten2}}</w:t>
       </w:r>
       <w:r>
         <w:rPr>
@@ -2922,7 +2985,7 @@
           <w:szCs w:val="28"/>
           <w:lang w:val="nl-NL"/>
         </w:rPr>
-        <w:t>Ông/bà: [Tên 3];</w:t>
+        <w:t>Ông/bà: {{ten3}};</w:t>
       </w:r>
       <w:r>
         <w:rPr>
@@ -2942,7 +3005,7 @@
           <w:szCs w:val="28"/>
           <w:lang w:val="nl-NL"/>
         </w:rPr>
-        <w:t>Sinh ngày: [Năm sinh 3];</w:t>
+        <w:t>Sinh ngày: {{namsinh3}};</w:t>
       </w:r>
       <w:r>
         <w:rPr>
@@ -2962,7 +3025,7 @@
           <w:szCs w:val="28"/>
           <w:lang w:val="nl-NL"/>
         </w:rPr>
-        <w:t>[Loại CC 3] số: [CCCD 3] do [Nơi cấp CC 3] cấp ngày [Ngày cấp 3];</w:t>
+        <w:t>{{loaicc3}} số: {{cccd3}} do {{noicapcc3}} cấp ngày {{ngaycap3}};</w:t>
       </w:r>
       <w:r>
         <w:rPr>
@@ -2982,7 +3045,7 @@
           <w:szCs w:val="28"/>
           <w:lang w:val="nl-NL"/>
         </w:rPr>
-        <w:t>[Thường trú 3]: [Địa chỉ 3]</w:t>
+        <w:t>{{thuongtru3}}: {{diachi3}}</w:t>
       </w:r>
       <w:r>
         <w:rPr>
@@ -3002,7 +3065,7 @@
           <w:szCs w:val="28"/>
           <w:lang w:val="nl-NL"/>
         </w:rPr>
-        <w:t>Là con đẻ ông [Tên 1] và bà [Tên 2]</w:t>
+        <w:t>Là con đẻ ông {{ten1}} và bà {{ten2}}</w:t>
       </w:r>
       <w:r>
         <w:rPr>
@@ -3052,7 +3115,7 @@
           <w:szCs w:val="28"/>
           <w:lang w:val="nl-NL"/>
         </w:rPr>
-        <w:t>Ông/bà: [Tên 3]</w:t>
+        <w:t>Ông/bà: {{ten3}}</w:t>
       </w:r>
       <w:r>
         <w:rPr>
@@ -3172,7 +3235,7 @@
           <w:szCs w:val="28"/>
           <w:lang w:val="nl-NL"/>
         </w:rPr>
-        <w:t>ông [Tên 1] và bà [Tên 2]</w:t>
+        <w:t>ông {{ten1}} và bà {{ten2}}</w:t>
       </w:r>
       <w:r>
         <w:rPr>
@@ -3340,7 +3403,7 @@
           <w:szCs w:val="28"/>
           <w:lang w:val="nl-NL"/>
         </w:rPr>
-        <w:t>ông [Tên 1] và bà [Tên 2]</w:t>
+        <w:t>ông {{ten1}} và bà {{ten2}}</w:t>
       </w:r>
       <w:r>
         <w:rPr>
@@ -3739,7 +3802,55 @@
 </w:document>
 </file>
 
-<file path=word/numbering.xml><?xml version="1.0" encoding="utf-8"?>
+<file path=word\fontTable.xml><?xml version="1.0" encoding="utf-8"?>
+<w:fonts xmlns:mc="http://schemas.openxmlformats.org/markup-compatibility/2006" xmlns:r="http://schemas.openxmlformats.org/officeDocument/2006/relationships" xmlns:w="http://schemas.openxmlformats.org/wordprocessingml/2006/main" xmlns:w14="http://schemas.microsoft.com/office/word/2010/wordml" xmlns:w15="http://schemas.microsoft.com/office/word/2012/wordml" xmlns:w16cid="http://schemas.microsoft.com/office/word/2016/wordml/cid" xmlns:w16se="http://schemas.microsoft.com/office/word/2015/wordml/symex" mc:Ignorable="w14 w15 w16se w16cid">
+  <w:font w:name="Times New Roman">
+    <w:panose1 w:val="02020603050405020304"/>
+    <w:charset w:val="00"/>
+    <w:family w:val="roman"/>
+    <w:pitch w:val="variable"/>
+    <w:sig w:usb0="E0002EFF" w:usb1="C000785B" w:usb2="00000009" w:usb3="00000000" w:csb0="000001FF" w:csb1="00000000"/>
+  </w:font>
+  <w:font w:name="Calibri">
+    <w:panose1 w:val="020F0502020204030204"/>
+    <w:charset w:val="00"/>
+    <w:family w:val="swiss"/>
+    <w:pitch w:val="variable"/>
+    <w:sig w:usb0="E4002EFF" w:usb1="C000247B" w:usb2="00000009" w:usb3="00000000" w:csb0="000001FF" w:csb1="00000000"/>
+  </w:font>
+  <w:font w:name=".VnTime">
+    <w:panose1 w:val="020B7200000000000000"/>
+    <w:charset w:val="00"/>
+    <w:family w:val="swiss"/>
+    <w:pitch w:val="variable"/>
+    <w:sig w:usb0="00000003" w:usb1="00000000" w:usb2="00000000" w:usb3="00000000" w:csb0="00000001" w:csb1="00000000"/>
+  </w:font>
+  <w:font w:name=".VnTimeH">
+    <w:altName w:val="Times New Roman"/>
+    <w:panose1 w:val="020B7200000000000000"/>
+    <w:charset w:val="00"/>
+    <w:family w:val="swiss"/>
+    <w:pitch w:val="variable"/>
+    <w:sig w:usb0="00000007" w:usb1="00000000" w:usb2="00000000" w:usb3="00000000" w:csb0="00000013" w:csb1="00000000"/>
+  </w:font>
+  <w:font w:name="Tahoma">
+    <w:panose1 w:val="020B0604030504040204"/>
+    <w:charset w:val="00"/>
+    <w:family w:val="swiss"/>
+    <w:pitch w:val="variable"/>
+    <w:sig w:usb0="E1002EFF" w:usb1="C000605B" w:usb2="00000029" w:usb3="00000000" w:csb0="000101FF" w:csb1="00000000"/>
+  </w:font>
+  <w:font w:name="Calibri Light">
+    <w:panose1 w:val="020F0302020204030204"/>
+    <w:charset w:val="00"/>
+    <w:family w:val="swiss"/>
+    <w:pitch w:val="variable"/>
+    <w:sig w:usb0="E4002EFF" w:usb1="C000247B" w:usb2="00000009" w:usb3="00000000" w:csb0="000001FF" w:csb1="00000000"/>
+  </w:font>
+</w:fonts>
+</file>
+
+<file path=word\numbering.xml><?xml version="1.0" encoding="utf-8"?>
 <w:numbering xmlns:wpc="http://schemas.microsoft.com/office/word/2010/wordprocessingCanvas" xmlns:cx="http://schemas.microsoft.com/office/drawing/2014/chartex" xmlns:cx1="http://schemas.microsoft.com/office/drawing/2015/9/8/chartex" xmlns:cx2="http://schemas.microsoft.com/office/drawing/2015/10/21/chartex" xmlns:cx3="http://schemas.microsoft.com/office/drawing/2016/5/9/chartex" xmlns:cx4="http://schemas.microsoft.com/office/drawing/2016/5/10/chartex" xmlns:cx5="http://schemas.microsoft.com/office/drawing/2016/5/11/chartex" xmlns:cx6="http://schemas.microsoft.com/office/drawing/2016/5/12/chartex" xmlns:cx7="http://schemas.microsoft.com/office/drawing/2016/5/13/chartex" xmlns:cx8="http://schemas.microsoft.com/office/drawing/2016/5/14/chartex" xmlns:mc="http://schemas.openxmlformats.org/markup-compatibility/2006" xmlns:aink="http://schemas.microsoft.com/office/drawing/2016/ink" xmlns:am3d="http://schemas.microsoft.com/office/drawing/2017/model3d" xmlns:o="urn:schemas-microsoft-com:office:office" xmlns:r="http://schemas.openxmlformats.org/officeDocument/2006/relationships" xmlns:m="http://schemas.openxmlformats.org/officeDocument/2006/math" xmlns:v="urn:schemas-microsoft-com:vml" xmlns:wp14="http://schemas.microsoft.com/office/word/2010/wordprocessingDrawing" xmlns:wp="http://schemas.openxmlformats.org/drawingml/2006/wordprocessingDrawing" xmlns:w10="urn:schemas-microsoft-com:office:word" xmlns:w="http://schemas.openxmlformats.org/wordprocessingml/2006/main" xmlns:w14="http://schemas.microsoft.com/office/word/2010/wordml" xmlns:w15="http://schemas.microsoft.com/office/word/2012/wordml" xmlns:w16cid="http://schemas.microsoft.com/office/word/2016/wordml/cid" xmlns:w16se="http://schemas.microsoft.com/office/word/2015/wordml/symex" xmlns:wpg="http://schemas.microsoft.com/office/word/2010/wordprocessingGroup" xmlns:wpi="http://schemas.microsoft.com/office/word/2010/wordprocessingInk" xmlns:wne="http://schemas.microsoft.com/office/word/2006/wordml" xmlns:wps="http://schemas.microsoft.com/office/word/2010/wordprocessingShape" mc:Ignorable="w14 w15 w16se w16cid wp14">
   <w:abstractNum w:abstractNumId="0" w15:restartNumberingAfterBreak="0">
     <w:nsid w:val="01A0173D"/>
@@ -3863,7 +3974,74 @@
 </w:numbering>
 </file>
 
-<file path=word/styles.xml><?xml version="1.0" encoding="utf-8"?>
+<file path=word\settings.xml><?xml version="1.0" encoding="utf-8"?>
+<w:settings xmlns:mc="http://schemas.openxmlformats.org/markup-compatibility/2006" xmlns:o="urn:schemas-microsoft-com:office:office" xmlns:r="http://schemas.openxmlformats.org/officeDocument/2006/relationships" xmlns:m="http://schemas.openxmlformats.org/officeDocument/2006/math" xmlns:v="urn:schemas-microsoft-com:vml" xmlns:w10="urn:schemas-microsoft-com:office:word" xmlns:w="http://schemas.openxmlformats.org/wordprocessingml/2006/main" xmlns:w14="http://schemas.microsoft.com/office/word/2010/wordml" xmlns:w15="http://schemas.microsoft.com/office/word/2012/wordml" xmlns:w16cid="http://schemas.microsoft.com/office/word/2016/wordml/cid" xmlns:w16se="http://schemas.microsoft.com/office/word/2015/wordml/symex" xmlns:sl="http://schemas.openxmlformats.org/schemaLibrary/2006/main" mc:Ignorable="w14 w15 w16se w16cid">
+  <w:zoom w:percent="115"/>
+  <w:defaultTabStop w:val="720"/>
+  <w:characterSpacingControl w:val="doNotCompress"/>
+  <w:compat>
+    <w:compatSetting w:name="compatibilityMode" w:uri="http://schemas.microsoft.com/office/word" w:val="14"/>
+    <w:compatSetting w:name="overrideTableStyleFontSizeAndJustification" w:uri="http://schemas.microsoft.com/office/word" w:val="1"/>
+    <w:compatSetting w:name="enableOpenTypeFeatures" w:uri="http://schemas.microsoft.com/office/word" w:val="1"/>
+    <w:compatSetting w:name="doNotFlipMirrorIndents" w:uri="http://schemas.microsoft.com/office/word" w:val="1"/>
+    <w:compatSetting w:name="useWord2013TrackBottomHyphenation" w:uri="http://schemas.microsoft.com/office/word" w:val="1"/>
+  </w:compat>
+  <w:rsids>
+    <w:rsidRoot w:val="00613CF5"/>
+    <w:rsid w:val="000561CA"/>
+    <w:rsid w:val="000C67CA"/>
+    <w:rsid w:val="00222E6D"/>
+    <w:rsid w:val="002F1006"/>
+    <w:rsid w:val="00370030"/>
+    <w:rsid w:val="00471359"/>
+    <w:rsid w:val="004C7064"/>
+    <w:rsid w:val="00501D2D"/>
+    <w:rsid w:val="005228D7"/>
+    <w:rsid w:val="00527086"/>
+    <w:rsid w:val="00582C58"/>
+    <w:rsid w:val="00613CF5"/>
+    <w:rsid w:val="0064469D"/>
+    <w:rsid w:val="00664FDD"/>
+    <w:rsid w:val="00744BD5"/>
+    <w:rsid w:val="0084283D"/>
+    <w:rsid w:val="0094134A"/>
+    <w:rsid w:val="00976E6B"/>
+    <w:rsid w:val="00AD28A2"/>
+    <w:rsid w:val="00C94FEB"/>
+    <w:rsid w:val="00EF278A"/>
+    <w:rsid w:val="00F55409"/>
+    <w:rsid w:val="00FA77C5"/>
+    <w:rsid w:val="00FB4B45"/>
+  </w:rsids>
+  <m:mathPr>
+    <m:mathFont m:val="Cambria Math"/>
+    <m:brkBin m:val="before"/>
+    <m:brkBinSub m:val="--"/>
+    <m:smallFrac m:val="0"/>
+    <m:dispDef/>
+    <m:lMargin m:val="0"/>
+    <m:rMargin m:val="0"/>
+    <m:defJc m:val="centerGroup"/>
+    <m:wrapIndent m:val="1440"/>
+    <m:intLim m:val="subSup"/>
+    <m:naryLim m:val="undOvr"/>
+  </m:mathPr>
+  <w:themeFontLang w:val="en-US"/>
+  <w:clrSchemeMapping w:bg1="light1" w:t1="dark1" w:bg2="light2" w:t2="dark2" w:accent1="accent1" w:accent2="accent2" w:accent3="accent3" w:accent4="accent4" w:accent5="accent5" w:accent6="accent6" w:hyperlink="hyperlink" w:followedHyperlink="followedHyperlink"/>
+  <w:shapeDefaults>
+    <o:shapedefaults v:ext="edit" spidmax="1026"/>
+    <o:shapelayout v:ext="edit">
+      <o:idmap v:ext="edit" data="1"/>
+    </o:shapelayout>
+  </w:shapeDefaults>
+  <w:decimalSymbol w:val=","/>
+  <w:listSeparator w:val=","/>
+  <w14:docId w14:val="1E17B722"/>
+  <w15:docId w15:val="{C066CD6B-C82D-4E8A-A165-554492539134}"/>
+</w:settings>
+</file>
+
+<file path=word\styles.xml><?xml version="1.0" encoding="utf-8"?>
 <w:styles xmlns:mc="http://schemas.openxmlformats.org/markup-compatibility/2006" xmlns:r="http://schemas.openxmlformats.org/officeDocument/2006/relationships" xmlns:w="http://schemas.openxmlformats.org/wordprocessingml/2006/main" xmlns:w14="http://schemas.microsoft.com/office/word/2010/wordml" xmlns:w15="http://schemas.microsoft.com/office/word/2012/wordml" xmlns:w16cid="http://schemas.microsoft.com/office/word/2016/wordml/cid" xmlns:w16se="http://schemas.microsoft.com/office/word/2015/wordml/symex" mc:Ignorable="w14 w15 w16se w16cid">
   <w:docDefaults>
     <w:rPrDefault>
@@ -4440,7 +4618,7 @@
 </w:styles>
 </file>
 
-<file path=word/theme/theme1.xml><?xml version="1.0" encoding="utf-8"?>
+<file path=word\theme\theme1.xml><?xml version="1.0" encoding="utf-8"?>
 <a:theme xmlns:a="http://schemas.openxmlformats.org/drawingml/2006/main" name="Office Theme">
   <a:themeElements>
     <a:clrScheme name="Office">
@@ -4735,14 +4913,9 @@
 </a:theme>
 </file>
 
-<file path=customXml/item1.xml><?xml version="1.0" encoding="utf-8"?>
-<b:Sources xmlns:b="http://schemas.openxmlformats.org/officeDocument/2006/bibliography" xmlns="http://schemas.openxmlformats.org/officeDocument/2006/bibliography" SelectedStyle="\APASixthEditionOfficeOnline.xsl" StyleName="APA" Version="6"/>
-</file>
-
-<file path=customXml/itemProps1.xml><?xml version="1.0" encoding="utf-8"?>
-<ds:datastoreItem xmlns:ds="http://schemas.openxmlformats.org/officeDocument/2006/customXml" ds:itemID="{BFE55686-D1D7-4C85-ABB5-BECB7A63E675}">
-  <ds:schemaRefs>
-    <ds:schemaRef ds:uri="http://schemas.openxmlformats.org/officeDocument/2006/bibliography"/>
-  </ds:schemaRefs>
-</ds:datastoreItem>
+<file path=word\webSettings.xml><?xml version="1.0" encoding="utf-8"?>
+<w:webSettings xmlns:mc="http://schemas.openxmlformats.org/markup-compatibility/2006" xmlns:r="http://schemas.openxmlformats.org/officeDocument/2006/relationships" xmlns:w="http://schemas.openxmlformats.org/wordprocessingml/2006/main" xmlns:w14="http://schemas.microsoft.com/office/word/2010/wordml" xmlns:w15="http://schemas.microsoft.com/office/word/2012/wordml" xmlns:w16cid="http://schemas.microsoft.com/office/word/2016/wordml/cid" xmlns:w16se="http://schemas.microsoft.com/office/word/2015/wordml/symex" mc:Ignorable="w14 w15 w16se w16cid">
+  <w:optimizeForBrowser/>
+  <w:allowPNG/>
+</w:webSettings>
 </file>